--- a/lab_1.docx
+++ b/lab_1.docx
@@ -4,15 +4,70 @@
   <w:body>
     <w:p>
       <w:pPr>
-        <w:pStyle w:val="ListParagraph"/>
-        <w:numPr>
-          <w:ilvl w:val="0"/>
-          <w:numId w:val="1"/>
-        </w:numPr>
-        <w:rPr>
+        <w:ind w:left="360"/>
+        <w:jc w:val="center"/>
+        <w:rPr>
+          <w:sz w:val="40"/>
+          <w:szCs w:val="40"/>
           <w:lang w:val="en-US"/>
         </w:rPr>
       </w:pPr>
+      <w:r>
+        <w:rPr>
+          <w:sz w:val="40"/>
+          <w:szCs w:val="40"/>
+          <w:lang w:val="en-US"/>
+        </w:rPr>
+        <w:t>SUJAY REDDY GINKALA – 1BM24CS298</w:t>
+      </w:r>
+    </w:p>
+    <w:p>
+      <w:pPr>
+        <w:ind w:left="360"/>
+        <w:jc w:val="center"/>
+        <w:rPr>
+          <w:sz w:val="40"/>
+          <w:szCs w:val="40"/>
+          <w:lang w:val="en-US"/>
+        </w:rPr>
+      </w:pPr>
+      <w:r>
+        <w:rPr>
+          <w:sz w:val="40"/>
+          <w:szCs w:val="40"/>
+          <w:lang w:val="en-US"/>
+        </w:rPr>
+        <w:t>WEEK 1-AI LAB</w:t>
+      </w:r>
+    </w:p>
+    <w:p>
+      <w:pPr>
+        <w:rPr>
+          <w:lang w:val="en-US"/>
+        </w:rPr>
+      </w:pPr>
+    </w:p>
+    <w:p>
+      <w:pPr>
+        <w:ind w:left="360"/>
+        <w:rPr>
+          <w:lang w:val="en-US"/>
+        </w:rPr>
+      </w:pPr>
+    </w:p>
+    <w:p>
+      <w:pPr>
+        <w:ind w:left="360"/>
+        <w:rPr>
+          <w:lang w:val="en-US"/>
+        </w:rPr>
+      </w:pPr>
+      <w:r>
+        <w:rPr>
+          <w:lang w:val="en-US"/>
+        </w:rPr>
+        <w:t>1.</w:t>
+      </w:r>
       <w:r>
         <w:rPr>
           <w:lang w:val="en-US"/>
@@ -3669,6 +3724,7 @@
           <w:szCs w:val="21"/>
           <w:lang w:eastAsia="en-IN"/>
         </w:rPr>
+        <w:lastRenderedPageBreak/>
         <w:t>def</w:t>
       </w:r>
       <w:r>
@@ -4373,7 +4429,6 @@
           <w:szCs w:val="21"/>
           <w:lang w:eastAsia="en-IN"/>
         </w:rPr>
-        <w:lastRenderedPageBreak/>
         <w:t xml:space="preserve">      </w:t>
       </w:r>
       <w:r>
@@ -6310,7 +6365,6 @@
         <w:rPr>
           <w:lang w:val="en-US"/>
         </w:rPr>
-        <w:lastRenderedPageBreak/>
         <w:t>OUTPUT:</w:t>
       </w:r>
     </w:p>
@@ -8145,6 +8199,7 @@
           <w:szCs w:val="20"/>
           <w:lang w:eastAsia="en-IN"/>
         </w:rPr>
+        <w:lastRenderedPageBreak/>
         <w:t xml:space="preserve"> | |O</w:t>
       </w:r>
     </w:p>
@@ -9166,8 +9221,27 @@
         <w:rPr>
           <w:lang w:val="en-US"/>
         </w:rPr>
-        <w:lastRenderedPageBreak/>
         <w:t>2.VACUUM CLEANER AGENT</w:t>
+      </w:r>
+    </w:p>
+    <w:p>
+      <w:pPr>
+        <w:rPr>
+          <w:lang w:val="en-US"/>
+        </w:rPr>
+      </w:pPr>
+    </w:p>
+    <w:p>
+      <w:pPr>
+        <w:rPr>
+          <w:lang w:val="en-US"/>
+        </w:rPr>
+      </w:pPr>
+      <w:r>
+        <w:rPr>
+          <w:lang w:val="en-US"/>
+        </w:rPr>
+        <w:t>GOAL BASED:</w:t>
       </w:r>
     </w:p>
     <w:p>
@@ -10897,11 +10971,1654 @@
     </w:p>
     <w:p>
       <w:pPr>
+        <w:rPr>
+          <w:lang w:val="en-US"/>
+        </w:rPr>
+      </w:pPr>
+    </w:p>
+    <w:p>
+      <w:pPr>
         <w:ind w:left="360"/>
         <w:rPr>
           <w:lang w:val="en-US"/>
         </w:rPr>
       </w:pPr>
+      <w:r>
+        <w:rPr>
+          <w:lang w:val="en-US"/>
+        </w:rPr>
+        <w:lastRenderedPageBreak/>
+        <w:t>SIMPLE REFLEX AGENT:</w:t>
+      </w:r>
+    </w:p>
+    <w:p>
+      <w:pPr>
+        <w:ind w:left="360"/>
+        <w:rPr>
+          <w:lang w:val="en-US"/>
+        </w:rPr>
+      </w:pPr>
+      <w:r>
+        <w:rPr>
+          <w:lang w:val="en-US"/>
+        </w:rPr>
+        <w:t>CODE:</w:t>
+      </w:r>
+    </w:p>
+    <w:p>
+      <w:pPr>
+        <w:shd w:val="clear" w:color="auto" w:fill="282A2C"/>
+        <w:spacing w:after="0" w:line="285" w:lineRule="atLeast"/>
+        <w:rPr>
+          <w:rFonts w:ascii="Courier New" w:eastAsia="Times New Roman" w:hAnsi="Courier New" w:cs="Courier New"/>
+          <w:color w:val="D4D4D4"/>
+          <w:sz w:val="21"/>
+          <w:szCs w:val="21"/>
+          <w:lang w:eastAsia="en-IN"/>
+        </w:rPr>
+      </w:pPr>
+      <w:proofErr w:type="spellStart"/>
+      <w:r>
+        <w:rPr>
+          <w:rFonts w:ascii="Courier New" w:eastAsia="Times New Roman" w:hAnsi="Courier New" w:cs="Courier New"/>
+          <w:color w:val="D4D4D4"/>
+          <w:sz w:val="21"/>
+          <w:szCs w:val="21"/>
+          <w:lang w:eastAsia="en-IN"/>
+        </w:rPr>
+        <w:t>room_a</w:t>
+      </w:r>
+      <w:proofErr w:type="spellEnd"/>
+      <w:r>
+        <w:rPr>
+          <w:rFonts w:ascii="Courier New" w:eastAsia="Times New Roman" w:hAnsi="Courier New" w:cs="Courier New"/>
+          <w:color w:val="D4D4D4"/>
+          <w:sz w:val="21"/>
+          <w:szCs w:val="21"/>
+          <w:lang w:eastAsia="en-IN"/>
+        </w:rPr>
+        <w:t xml:space="preserve"> = </w:t>
+      </w:r>
+      <w:proofErr w:type="gramStart"/>
+      <w:r>
+        <w:rPr>
+          <w:rFonts w:ascii="Courier New" w:eastAsia="Times New Roman" w:hAnsi="Courier New" w:cs="Courier New"/>
+          <w:color w:val="DCDCAA"/>
+          <w:sz w:val="21"/>
+          <w:szCs w:val="21"/>
+          <w:lang w:eastAsia="en-IN"/>
+        </w:rPr>
+        <w:t>input</w:t>
+      </w:r>
+      <w:r>
+        <w:rPr>
+          <w:rFonts w:ascii="Courier New" w:eastAsia="Times New Roman" w:hAnsi="Courier New" w:cs="Courier New"/>
+          <w:color w:val="DCDCDC"/>
+          <w:sz w:val="21"/>
+          <w:szCs w:val="21"/>
+          <w:lang w:eastAsia="en-IN"/>
+        </w:rPr>
+        <w:t>(</w:t>
+      </w:r>
+      <w:proofErr w:type="gramEnd"/>
+      <w:r>
+        <w:rPr>
+          <w:rFonts w:ascii="Courier New" w:eastAsia="Times New Roman" w:hAnsi="Courier New" w:cs="Courier New"/>
+          <w:color w:val="CE9178"/>
+          <w:sz w:val="21"/>
+          <w:szCs w:val="21"/>
+          <w:lang w:eastAsia="en-IN"/>
+        </w:rPr>
+        <w:t>"ROOM_A enter clean/dirty (c/d): "</w:t>
+      </w:r>
+      <w:r>
+        <w:rPr>
+          <w:rFonts w:ascii="Courier New" w:eastAsia="Times New Roman" w:hAnsi="Courier New" w:cs="Courier New"/>
+          <w:color w:val="DCDCDC"/>
+          <w:sz w:val="21"/>
+          <w:szCs w:val="21"/>
+          <w:lang w:eastAsia="en-IN"/>
+        </w:rPr>
+        <w:t>)</w:t>
+      </w:r>
+    </w:p>
+    <w:p>
+      <w:pPr>
+        <w:shd w:val="clear" w:color="auto" w:fill="282A2C"/>
+        <w:spacing w:after="0" w:line="285" w:lineRule="atLeast"/>
+        <w:rPr>
+          <w:rFonts w:ascii="Courier New" w:eastAsia="Times New Roman" w:hAnsi="Courier New" w:cs="Courier New"/>
+          <w:color w:val="D4D4D4"/>
+          <w:sz w:val="21"/>
+          <w:szCs w:val="21"/>
+          <w:lang w:eastAsia="en-IN"/>
+        </w:rPr>
+      </w:pPr>
+      <w:proofErr w:type="spellStart"/>
+      <w:r>
+        <w:rPr>
+          <w:rFonts w:ascii="Courier New" w:eastAsia="Times New Roman" w:hAnsi="Courier New" w:cs="Courier New"/>
+          <w:color w:val="D4D4D4"/>
+          <w:sz w:val="21"/>
+          <w:szCs w:val="21"/>
+          <w:lang w:eastAsia="en-IN"/>
+        </w:rPr>
+        <w:t>room_b</w:t>
+      </w:r>
+      <w:proofErr w:type="spellEnd"/>
+      <w:r>
+        <w:rPr>
+          <w:rFonts w:ascii="Courier New" w:eastAsia="Times New Roman" w:hAnsi="Courier New" w:cs="Courier New"/>
+          <w:color w:val="D4D4D4"/>
+          <w:sz w:val="21"/>
+          <w:szCs w:val="21"/>
+          <w:lang w:eastAsia="en-IN"/>
+        </w:rPr>
+        <w:t xml:space="preserve"> = </w:t>
+      </w:r>
+      <w:proofErr w:type="gramStart"/>
+      <w:r>
+        <w:rPr>
+          <w:rFonts w:ascii="Courier New" w:eastAsia="Times New Roman" w:hAnsi="Courier New" w:cs="Courier New"/>
+          <w:color w:val="DCDCAA"/>
+          <w:sz w:val="21"/>
+          <w:szCs w:val="21"/>
+          <w:lang w:eastAsia="en-IN"/>
+        </w:rPr>
+        <w:t>input</w:t>
+      </w:r>
+      <w:r>
+        <w:rPr>
+          <w:rFonts w:ascii="Courier New" w:eastAsia="Times New Roman" w:hAnsi="Courier New" w:cs="Courier New"/>
+          <w:color w:val="DCDCDC"/>
+          <w:sz w:val="21"/>
+          <w:szCs w:val="21"/>
+          <w:lang w:eastAsia="en-IN"/>
+        </w:rPr>
+        <w:t>(</w:t>
+      </w:r>
+      <w:proofErr w:type="gramEnd"/>
+      <w:r>
+        <w:rPr>
+          <w:rFonts w:ascii="Courier New" w:eastAsia="Times New Roman" w:hAnsi="Courier New" w:cs="Courier New"/>
+          <w:color w:val="CE9178"/>
+          <w:sz w:val="21"/>
+          <w:szCs w:val="21"/>
+          <w:lang w:eastAsia="en-IN"/>
+        </w:rPr>
+        <w:t>"ROOM_B enter clean/dirty (c/d): "</w:t>
+      </w:r>
+      <w:r>
+        <w:rPr>
+          <w:rFonts w:ascii="Courier New" w:eastAsia="Times New Roman" w:hAnsi="Courier New" w:cs="Courier New"/>
+          <w:color w:val="DCDCDC"/>
+          <w:sz w:val="21"/>
+          <w:szCs w:val="21"/>
+          <w:lang w:eastAsia="en-IN"/>
+        </w:rPr>
+        <w:t>)</w:t>
+      </w:r>
+    </w:p>
+    <w:p>
+      <w:pPr>
+        <w:shd w:val="clear" w:color="auto" w:fill="282A2C"/>
+        <w:spacing w:after="0" w:line="285" w:lineRule="atLeast"/>
+        <w:rPr>
+          <w:rFonts w:ascii="Courier New" w:eastAsia="Times New Roman" w:hAnsi="Courier New" w:cs="Courier New"/>
+          <w:color w:val="D4D4D4"/>
+          <w:sz w:val="21"/>
+          <w:szCs w:val="21"/>
+          <w:lang w:eastAsia="en-IN"/>
+        </w:rPr>
+      </w:pPr>
+      <w:r>
+        <w:rPr>
+          <w:rFonts w:ascii="Courier New" w:eastAsia="Times New Roman" w:hAnsi="Courier New" w:cs="Courier New"/>
+          <w:color w:val="D4D4D4"/>
+          <w:sz w:val="21"/>
+          <w:szCs w:val="21"/>
+          <w:lang w:eastAsia="en-IN"/>
+        </w:rPr>
+        <w:t xml:space="preserve">rooms = </w:t>
+      </w:r>
+      <w:r>
+        <w:rPr>
+          <w:rFonts w:ascii="Courier New" w:eastAsia="Times New Roman" w:hAnsi="Courier New" w:cs="Courier New"/>
+          <w:color w:val="DCDCDC"/>
+          <w:sz w:val="21"/>
+          <w:szCs w:val="21"/>
+          <w:lang w:eastAsia="en-IN"/>
+        </w:rPr>
+        <w:t>[</w:t>
+      </w:r>
+      <w:proofErr w:type="spellStart"/>
+      <w:r>
+        <w:rPr>
+          <w:rFonts w:ascii="Courier New" w:eastAsia="Times New Roman" w:hAnsi="Courier New" w:cs="Courier New"/>
+          <w:color w:val="D4D4D4"/>
+          <w:sz w:val="21"/>
+          <w:szCs w:val="21"/>
+          <w:lang w:eastAsia="en-IN"/>
+        </w:rPr>
+        <w:t>room_a</w:t>
+      </w:r>
+      <w:proofErr w:type="spellEnd"/>
+      <w:r>
+        <w:rPr>
+          <w:rFonts w:ascii="Courier New" w:eastAsia="Times New Roman" w:hAnsi="Courier New" w:cs="Courier New"/>
+          <w:color w:val="DCDCDC"/>
+          <w:sz w:val="21"/>
+          <w:szCs w:val="21"/>
+          <w:lang w:eastAsia="en-IN"/>
+        </w:rPr>
+        <w:t>,</w:t>
+      </w:r>
+      <w:r>
+        <w:rPr>
+          <w:rFonts w:ascii="Courier New" w:eastAsia="Times New Roman" w:hAnsi="Courier New" w:cs="Courier New"/>
+          <w:color w:val="D4D4D4"/>
+          <w:sz w:val="21"/>
+          <w:szCs w:val="21"/>
+          <w:lang w:eastAsia="en-IN"/>
+        </w:rPr>
+        <w:t xml:space="preserve"> </w:t>
+      </w:r>
+      <w:proofErr w:type="spellStart"/>
+      <w:r>
+        <w:rPr>
+          <w:rFonts w:ascii="Courier New" w:eastAsia="Times New Roman" w:hAnsi="Courier New" w:cs="Courier New"/>
+          <w:color w:val="D4D4D4"/>
+          <w:sz w:val="21"/>
+          <w:szCs w:val="21"/>
+          <w:lang w:eastAsia="en-IN"/>
+        </w:rPr>
+        <w:t>room_b</w:t>
+      </w:r>
+      <w:proofErr w:type="spellEnd"/>
+      <w:r>
+        <w:rPr>
+          <w:rFonts w:ascii="Courier New" w:eastAsia="Times New Roman" w:hAnsi="Courier New" w:cs="Courier New"/>
+          <w:color w:val="DCDCDC"/>
+          <w:sz w:val="21"/>
+          <w:szCs w:val="21"/>
+          <w:lang w:eastAsia="en-IN"/>
+        </w:rPr>
+        <w:t>]</w:t>
+      </w:r>
+    </w:p>
+    <w:p>
+      <w:pPr>
+        <w:shd w:val="clear" w:color="auto" w:fill="282A2C"/>
+        <w:spacing w:after="0" w:line="285" w:lineRule="atLeast"/>
+        <w:rPr>
+          <w:rFonts w:ascii="Courier New" w:eastAsia="Times New Roman" w:hAnsi="Courier New" w:cs="Courier New"/>
+          <w:color w:val="D4D4D4"/>
+          <w:sz w:val="21"/>
+          <w:szCs w:val="21"/>
+          <w:lang w:eastAsia="en-IN"/>
+        </w:rPr>
+      </w:pPr>
+      <w:r>
+        <w:rPr>
+          <w:rFonts w:ascii="Courier New" w:eastAsia="Times New Roman" w:hAnsi="Courier New" w:cs="Courier New"/>
+          <w:color w:val="D4D4D4"/>
+          <w:sz w:val="21"/>
+          <w:szCs w:val="21"/>
+          <w:lang w:eastAsia="en-IN"/>
+        </w:rPr>
+        <w:t xml:space="preserve">vacuum = </w:t>
+      </w:r>
+      <w:proofErr w:type="gramStart"/>
+      <w:r>
+        <w:rPr>
+          <w:rFonts w:ascii="Courier New" w:eastAsia="Times New Roman" w:hAnsi="Courier New" w:cs="Courier New"/>
+          <w:color w:val="4EC9B0"/>
+          <w:sz w:val="21"/>
+          <w:szCs w:val="21"/>
+          <w:lang w:eastAsia="en-IN"/>
+        </w:rPr>
+        <w:t>int</w:t>
+      </w:r>
+      <w:r>
+        <w:rPr>
+          <w:rFonts w:ascii="Courier New" w:eastAsia="Times New Roman" w:hAnsi="Courier New" w:cs="Courier New"/>
+          <w:color w:val="DCDCDC"/>
+          <w:sz w:val="21"/>
+          <w:szCs w:val="21"/>
+          <w:lang w:eastAsia="en-IN"/>
+        </w:rPr>
+        <w:t>(</w:t>
+      </w:r>
+      <w:proofErr w:type="gramEnd"/>
+      <w:r>
+        <w:rPr>
+          <w:rFonts w:ascii="Courier New" w:eastAsia="Times New Roman" w:hAnsi="Courier New" w:cs="Courier New"/>
+          <w:color w:val="DCDCAA"/>
+          <w:sz w:val="21"/>
+          <w:szCs w:val="21"/>
+          <w:lang w:eastAsia="en-IN"/>
+        </w:rPr>
+        <w:t>input</w:t>
+      </w:r>
+      <w:r>
+        <w:rPr>
+          <w:rFonts w:ascii="Courier New" w:eastAsia="Times New Roman" w:hAnsi="Courier New" w:cs="Courier New"/>
+          <w:color w:val="DCDCDC"/>
+          <w:sz w:val="21"/>
+          <w:szCs w:val="21"/>
+          <w:lang w:eastAsia="en-IN"/>
+        </w:rPr>
+        <w:t>(</w:t>
+      </w:r>
+      <w:r>
+        <w:rPr>
+          <w:rFonts w:ascii="Courier New" w:eastAsia="Times New Roman" w:hAnsi="Courier New" w:cs="Courier New"/>
+          <w:color w:val="CE9178"/>
+          <w:sz w:val="21"/>
+          <w:szCs w:val="21"/>
+          <w:lang w:eastAsia="en-IN"/>
+        </w:rPr>
+        <w:t>"Enter initial position of vacuum cleaner(1-A)(2-B): "</w:t>
+      </w:r>
+      <w:r>
+        <w:rPr>
+          <w:rFonts w:ascii="Courier New" w:eastAsia="Times New Roman" w:hAnsi="Courier New" w:cs="Courier New"/>
+          <w:color w:val="DCDCDC"/>
+          <w:sz w:val="21"/>
+          <w:szCs w:val="21"/>
+          <w:lang w:eastAsia="en-IN"/>
+        </w:rPr>
+        <w:t>))</w:t>
+      </w:r>
+      <w:r>
+        <w:rPr>
+          <w:rFonts w:ascii="Courier New" w:eastAsia="Times New Roman" w:hAnsi="Courier New" w:cs="Courier New"/>
+          <w:color w:val="D4D4D4"/>
+          <w:sz w:val="21"/>
+          <w:szCs w:val="21"/>
+          <w:lang w:eastAsia="en-IN"/>
+        </w:rPr>
+        <w:t xml:space="preserve"> - </w:t>
+      </w:r>
+      <w:r>
+        <w:rPr>
+          <w:rFonts w:ascii="Courier New" w:eastAsia="Times New Roman" w:hAnsi="Courier New" w:cs="Courier New"/>
+          <w:color w:val="B5CEA8"/>
+          <w:sz w:val="21"/>
+          <w:szCs w:val="21"/>
+          <w:lang w:eastAsia="en-IN"/>
+        </w:rPr>
+        <w:t>1</w:t>
+      </w:r>
+    </w:p>
+    <w:p>
+      <w:pPr>
+        <w:shd w:val="clear" w:color="auto" w:fill="282A2C"/>
+        <w:spacing w:after="240" w:line="285" w:lineRule="atLeast"/>
+        <w:rPr>
+          <w:rFonts w:ascii="Courier New" w:eastAsia="Times New Roman" w:hAnsi="Courier New" w:cs="Courier New"/>
+          <w:color w:val="D4D4D4"/>
+          <w:sz w:val="21"/>
+          <w:szCs w:val="21"/>
+          <w:lang w:eastAsia="en-IN"/>
+        </w:rPr>
+      </w:pPr>
+    </w:p>
+    <w:p>
+      <w:pPr>
+        <w:shd w:val="clear" w:color="auto" w:fill="282A2C"/>
+        <w:spacing w:after="0" w:line="285" w:lineRule="atLeast"/>
+        <w:rPr>
+          <w:rFonts w:ascii="Courier New" w:eastAsia="Times New Roman" w:hAnsi="Courier New" w:cs="Courier New"/>
+          <w:color w:val="D4D4D4"/>
+          <w:sz w:val="21"/>
+          <w:szCs w:val="21"/>
+          <w:lang w:eastAsia="en-IN"/>
+        </w:rPr>
+      </w:pPr>
+      <w:r>
+        <w:rPr>
+          <w:rFonts w:ascii="Courier New" w:eastAsia="Times New Roman" w:hAnsi="Courier New" w:cs="Courier New"/>
+          <w:color w:val="C99CC6"/>
+          <w:sz w:val="21"/>
+          <w:szCs w:val="21"/>
+          <w:lang w:eastAsia="en-IN"/>
+        </w:rPr>
+        <w:t>for</w:t>
+      </w:r>
+      <w:r>
+        <w:rPr>
+          <w:rFonts w:ascii="Courier New" w:eastAsia="Times New Roman" w:hAnsi="Courier New" w:cs="Courier New"/>
+          <w:color w:val="D4D4D4"/>
+          <w:sz w:val="21"/>
+          <w:szCs w:val="21"/>
+          <w:lang w:eastAsia="en-IN"/>
+        </w:rPr>
+        <w:t xml:space="preserve"> </w:t>
+      </w:r>
+      <w:proofErr w:type="spellStart"/>
+      <w:r>
+        <w:rPr>
+          <w:rFonts w:ascii="Courier New" w:eastAsia="Times New Roman" w:hAnsi="Courier New" w:cs="Courier New"/>
+          <w:color w:val="D4D4D4"/>
+          <w:sz w:val="21"/>
+          <w:szCs w:val="21"/>
+          <w:lang w:eastAsia="en-IN"/>
+        </w:rPr>
+        <w:t>i</w:t>
+      </w:r>
+      <w:proofErr w:type="spellEnd"/>
+      <w:r>
+        <w:rPr>
+          <w:rFonts w:ascii="Courier New" w:eastAsia="Times New Roman" w:hAnsi="Courier New" w:cs="Courier New"/>
+          <w:color w:val="D4D4D4"/>
+          <w:sz w:val="21"/>
+          <w:szCs w:val="21"/>
+          <w:lang w:eastAsia="en-IN"/>
+        </w:rPr>
+        <w:t xml:space="preserve"> </w:t>
+      </w:r>
+      <w:r>
+        <w:rPr>
+          <w:rFonts w:ascii="Courier New" w:eastAsia="Times New Roman" w:hAnsi="Courier New" w:cs="Courier New"/>
+          <w:color w:val="82C6FF"/>
+          <w:sz w:val="21"/>
+          <w:szCs w:val="21"/>
+          <w:lang w:eastAsia="en-IN"/>
+        </w:rPr>
+        <w:t>in</w:t>
+      </w:r>
+      <w:r>
+        <w:rPr>
+          <w:rFonts w:ascii="Courier New" w:eastAsia="Times New Roman" w:hAnsi="Courier New" w:cs="Courier New"/>
+          <w:color w:val="D4D4D4"/>
+          <w:sz w:val="21"/>
+          <w:szCs w:val="21"/>
+          <w:lang w:eastAsia="en-IN"/>
+        </w:rPr>
+        <w:t xml:space="preserve"> </w:t>
+      </w:r>
+      <w:proofErr w:type="gramStart"/>
+      <w:r>
+        <w:rPr>
+          <w:rFonts w:ascii="Courier New" w:eastAsia="Times New Roman" w:hAnsi="Courier New" w:cs="Courier New"/>
+          <w:color w:val="DCDCAA"/>
+          <w:sz w:val="21"/>
+          <w:szCs w:val="21"/>
+          <w:lang w:eastAsia="en-IN"/>
+        </w:rPr>
+        <w:t>range</w:t>
+      </w:r>
+      <w:r>
+        <w:rPr>
+          <w:rFonts w:ascii="Courier New" w:eastAsia="Times New Roman" w:hAnsi="Courier New" w:cs="Courier New"/>
+          <w:color w:val="DCDCDC"/>
+          <w:sz w:val="21"/>
+          <w:szCs w:val="21"/>
+          <w:lang w:eastAsia="en-IN"/>
+        </w:rPr>
+        <w:t>(</w:t>
+      </w:r>
+      <w:proofErr w:type="gramEnd"/>
+      <w:r>
+        <w:rPr>
+          <w:rFonts w:ascii="Courier New" w:eastAsia="Times New Roman" w:hAnsi="Courier New" w:cs="Courier New"/>
+          <w:color w:val="B5CEA8"/>
+          <w:sz w:val="21"/>
+          <w:szCs w:val="21"/>
+          <w:lang w:eastAsia="en-IN"/>
+        </w:rPr>
+        <w:t>4</w:t>
+      </w:r>
+      <w:r>
+        <w:rPr>
+          <w:rFonts w:ascii="Courier New" w:eastAsia="Times New Roman" w:hAnsi="Courier New" w:cs="Courier New"/>
+          <w:color w:val="DCDCDC"/>
+          <w:sz w:val="21"/>
+          <w:szCs w:val="21"/>
+          <w:lang w:eastAsia="en-IN"/>
+        </w:rPr>
+        <w:t>):</w:t>
+      </w:r>
+      <w:r>
+        <w:rPr>
+          <w:rFonts w:ascii="Courier New" w:eastAsia="Times New Roman" w:hAnsi="Courier New" w:cs="Courier New"/>
+          <w:color w:val="D4D4D4"/>
+          <w:sz w:val="21"/>
+          <w:szCs w:val="21"/>
+          <w:lang w:eastAsia="en-IN"/>
+        </w:rPr>
+        <w:t xml:space="preserve">  </w:t>
+      </w:r>
+    </w:p>
+    <w:p>
+      <w:pPr>
+        <w:shd w:val="clear" w:color="auto" w:fill="282A2C"/>
+        <w:spacing w:after="0" w:line="285" w:lineRule="atLeast"/>
+        <w:rPr>
+          <w:rFonts w:ascii="Courier New" w:eastAsia="Times New Roman" w:hAnsi="Courier New" w:cs="Courier New"/>
+          <w:color w:val="D4D4D4"/>
+          <w:sz w:val="21"/>
+          <w:szCs w:val="21"/>
+          <w:lang w:eastAsia="en-IN"/>
+        </w:rPr>
+      </w:pPr>
+      <w:r>
+        <w:rPr>
+          <w:rFonts w:ascii="Courier New" w:eastAsia="Times New Roman" w:hAnsi="Courier New" w:cs="Courier New"/>
+          <w:color w:val="D4D4D4"/>
+          <w:sz w:val="21"/>
+          <w:szCs w:val="21"/>
+          <w:lang w:eastAsia="en-IN"/>
+        </w:rPr>
+        <w:t xml:space="preserve">    </w:t>
+      </w:r>
+      <w:proofErr w:type="spellStart"/>
+      <w:r>
+        <w:rPr>
+          <w:rFonts w:ascii="Courier New" w:eastAsia="Times New Roman" w:hAnsi="Courier New" w:cs="Courier New"/>
+          <w:color w:val="D4D4D4"/>
+          <w:sz w:val="21"/>
+          <w:szCs w:val="21"/>
+          <w:lang w:eastAsia="en-IN"/>
+        </w:rPr>
+        <w:t>current_room_label</w:t>
+      </w:r>
+      <w:proofErr w:type="spellEnd"/>
+      <w:r>
+        <w:rPr>
+          <w:rFonts w:ascii="Courier New" w:eastAsia="Times New Roman" w:hAnsi="Courier New" w:cs="Courier New"/>
+          <w:color w:val="D4D4D4"/>
+          <w:sz w:val="21"/>
+          <w:szCs w:val="21"/>
+          <w:lang w:eastAsia="en-IN"/>
+        </w:rPr>
+        <w:t xml:space="preserve"> = </w:t>
+      </w:r>
+      <w:r>
+        <w:rPr>
+          <w:rFonts w:ascii="Courier New" w:eastAsia="Times New Roman" w:hAnsi="Courier New" w:cs="Courier New"/>
+          <w:color w:val="CE9178"/>
+          <w:sz w:val="21"/>
+          <w:szCs w:val="21"/>
+          <w:lang w:eastAsia="en-IN"/>
+        </w:rPr>
+        <w:t>'A'</w:t>
+      </w:r>
+      <w:r>
+        <w:rPr>
+          <w:rFonts w:ascii="Courier New" w:eastAsia="Times New Roman" w:hAnsi="Courier New" w:cs="Courier New"/>
+          <w:color w:val="D4D4D4"/>
+          <w:sz w:val="21"/>
+          <w:szCs w:val="21"/>
+          <w:lang w:eastAsia="en-IN"/>
+        </w:rPr>
+        <w:t xml:space="preserve"> </w:t>
+      </w:r>
+      <w:r>
+        <w:rPr>
+          <w:rFonts w:ascii="Courier New" w:eastAsia="Times New Roman" w:hAnsi="Courier New" w:cs="Courier New"/>
+          <w:color w:val="C99CC6"/>
+          <w:sz w:val="21"/>
+          <w:szCs w:val="21"/>
+          <w:lang w:eastAsia="en-IN"/>
+        </w:rPr>
+        <w:t>if</w:t>
+      </w:r>
+      <w:r>
+        <w:rPr>
+          <w:rFonts w:ascii="Courier New" w:eastAsia="Times New Roman" w:hAnsi="Courier New" w:cs="Courier New"/>
+          <w:color w:val="D4D4D4"/>
+          <w:sz w:val="21"/>
+          <w:szCs w:val="21"/>
+          <w:lang w:eastAsia="en-IN"/>
+        </w:rPr>
+        <w:t xml:space="preserve"> vacuum == </w:t>
+      </w:r>
+      <w:r>
+        <w:rPr>
+          <w:rFonts w:ascii="Courier New" w:eastAsia="Times New Roman" w:hAnsi="Courier New" w:cs="Courier New"/>
+          <w:color w:val="B5CEA8"/>
+          <w:sz w:val="21"/>
+          <w:szCs w:val="21"/>
+          <w:lang w:eastAsia="en-IN"/>
+        </w:rPr>
+        <w:t>0</w:t>
+      </w:r>
+      <w:r>
+        <w:rPr>
+          <w:rFonts w:ascii="Courier New" w:eastAsia="Times New Roman" w:hAnsi="Courier New" w:cs="Courier New"/>
+          <w:color w:val="D4D4D4"/>
+          <w:sz w:val="21"/>
+          <w:szCs w:val="21"/>
+          <w:lang w:eastAsia="en-IN"/>
+        </w:rPr>
+        <w:t xml:space="preserve"> </w:t>
+      </w:r>
+      <w:r>
+        <w:rPr>
+          <w:rFonts w:ascii="Courier New" w:eastAsia="Times New Roman" w:hAnsi="Courier New" w:cs="Courier New"/>
+          <w:color w:val="C99CC6"/>
+          <w:sz w:val="21"/>
+          <w:szCs w:val="21"/>
+          <w:lang w:eastAsia="en-IN"/>
+        </w:rPr>
+        <w:t>else</w:t>
+      </w:r>
+      <w:r>
+        <w:rPr>
+          <w:rFonts w:ascii="Courier New" w:eastAsia="Times New Roman" w:hAnsi="Courier New" w:cs="Courier New"/>
+          <w:color w:val="D4D4D4"/>
+          <w:sz w:val="21"/>
+          <w:szCs w:val="21"/>
+          <w:lang w:eastAsia="en-IN"/>
+        </w:rPr>
+        <w:t xml:space="preserve"> </w:t>
+      </w:r>
+      <w:r>
+        <w:rPr>
+          <w:rFonts w:ascii="Courier New" w:eastAsia="Times New Roman" w:hAnsi="Courier New" w:cs="Courier New"/>
+          <w:color w:val="CE9178"/>
+          <w:sz w:val="21"/>
+          <w:szCs w:val="21"/>
+          <w:lang w:eastAsia="en-IN"/>
+        </w:rPr>
+        <w:t>'B'</w:t>
+      </w:r>
+    </w:p>
+    <w:p>
+      <w:pPr>
+        <w:shd w:val="clear" w:color="auto" w:fill="282A2C"/>
+        <w:spacing w:after="0" w:line="285" w:lineRule="atLeast"/>
+        <w:rPr>
+          <w:rFonts w:ascii="Courier New" w:eastAsia="Times New Roman" w:hAnsi="Courier New" w:cs="Courier New"/>
+          <w:color w:val="D4D4D4"/>
+          <w:sz w:val="21"/>
+          <w:szCs w:val="21"/>
+          <w:lang w:eastAsia="en-IN"/>
+        </w:rPr>
+      </w:pPr>
+      <w:r>
+        <w:rPr>
+          <w:rFonts w:ascii="Courier New" w:eastAsia="Times New Roman" w:hAnsi="Courier New" w:cs="Courier New"/>
+          <w:color w:val="D4D4D4"/>
+          <w:sz w:val="21"/>
+          <w:szCs w:val="21"/>
+          <w:lang w:eastAsia="en-IN"/>
+        </w:rPr>
+        <w:t xml:space="preserve">    </w:t>
+      </w:r>
+      <w:proofErr w:type="spellStart"/>
+      <w:r>
+        <w:rPr>
+          <w:rFonts w:ascii="Courier New" w:eastAsia="Times New Roman" w:hAnsi="Courier New" w:cs="Courier New"/>
+          <w:color w:val="D4D4D4"/>
+          <w:sz w:val="21"/>
+          <w:szCs w:val="21"/>
+          <w:lang w:eastAsia="en-IN"/>
+        </w:rPr>
+        <w:t>current_status</w:t>
+      </w:r>
+      <w:proofErr w:type="spellEnd"/>
+      <w:r>
+        <w:rPr>
+          <w:rFonts w:ascii="Courier New" w:eastAsia="Times New Roman" w:hAnsi="Courier New" w:cs="Courier New"/>
+          <w:color w:val="D4D4D4"/>
+          <w:sz w:val="21"/>
+          <w:szCs w:val="21"/>
+          <w:lang w:eastAsia="en-IN"/>
+        </w:rPr>
+        <w:t xml:space="preserve"> = rooms</w:t>
+      </w:r>
+      <w:r>
+        <w:rPr>
+          <w:rFonts w:ascii="Courier New" w:eastAsia="Times New Roman" w:hAnsi="Courier New" w:cs="Courier New"/>
+          <w:color w:val="DCDCDC"/>
+          <w:sz w:val="21"/>
+          <w:szCs w:val="21"/>
+          <w:lang w:eastAsia="en-IN"/>
+        </w:rPr>
+        <w:t>[</w:t>
+      </w:r>
+      <w:r>
+        <w:rPr>
+          <w:rFonts w:ascii="Courier New" w:eastAsia="Times New Roman" w:hAnsi="Courier New" w:cs="Courier New"/>
+          <w:color w:val="D4D4D4"/>
+          <w:sz w:val="21"/>
+          <w:szCs w:val="21"/>
+          <w:lang w:eastAsia="en-IN"/>
+        </w:rPr>
+        <w:t>vacuum</w:t>
+      </w:r>
+      <w:r>
+        <w:rPr>
+          <w:rFonts w:ascii="Courier New" w:eastAsia="Times New Roman" w:hAnsi="Courier New" w:cs="Courier New"/>
+          <w:color w:val="DCDCDC"/>
+          <w:sz w:val="21"/>
+          <w:szCs w:val="21"/>
+          <w:lang w:eastAsia="en-IN"/>
+        </w:rPr>
+        <w:t>]</w:t>
+      </w:r>
+    </w:p>
+    <w:p>
+      <w:pPr>
+        <w:shd w:val="clear" w:color="auto" w:fill="282A2C"/>
+        <w:spacing w:after="0" w:line="285" w:lineRule="atLeast"/>
+        <w:rPr>
+          <w:rFonts w:ascii="Courier New" w:eastAsia="Times New Roman" w:hAnsi="Courier New" w:cs="Courier New"/>
+          <w:color w:val="D4D4D4"/>
+          <w:sz w:val="21"/>
+          <w:szCs w:val="21"/>
+          <w:lang w:eastAsia="en-IN"/>
+        </w:rPr>
+      </w:pPr>
+      <w:r>
+        <w:rPr>
+          <w:rFonts w:ascii="Courier New" w:eastAsia="Times New Roman" w:hAnsi="Courier New" w:cs="Courier New"/>
+          <w:color w:val="D4D4D4"/>
+          <w:sz w:val="21"/>
+          <w:szCs w:val="21"/>
+          <w:lang w:eastAsia="en-IN"/>
+        </w:rPr>
+        <w:t xml:space="preserve">    </w:t>
+      </w:r>
+    </w:p>
+    <w:p>
+      <w:pPr>
+        <w:shd w:val="clear" w:color="auto" w:fill="282A2C"/>
+        <w:spacing w:after="0" w:line="285" w:lineRule="atLeast"/>
+        <w:rPr>
+          <w:rFonts w:ascii="Courier New" w:eastAsia="Times New Roman" w:hAnsi="Courier New" w:cs="Courier New"/>
+          <w:color w:val="D4D4D4"/>
+          <w:sz w:val="21"/>
+          <w:szCs w:val="21"/>
+          <w:lang w:eastAsia="en-IN"/>
+        </w:rPr>
+      </w:pPr>
+      <w:r>
+        <w:rPr>
+          <w:rFonts w:ascii="Courier New" w:eastAsia="Times New Roman" w:hAnsi="Courier New" w:cs="Courier New"/>
+          <w:color w:val="D4D4D4"/>
+          <w:sz w:val="21"/>
+          <w:szCs w:val="21"/>
+          <w:lang w:eastAsia="en-IN"/>
+        </w:rPr>
+        <w:t xml:space="preserve">    </w:t>
+      </w:r>
+      <w:proofErr w:type="gramStart"/>
+      <w:r>
+        <w:rPr>
+          <w:rFonts w:ascii="Courier New" w:eastAsia="Times New Roman" w:hAnsi="Courier New" w:cs="Courier New"/>
+          <w:color w:val="DCDCAA"/>
+          <w:sz w:val="21"/>
+          <w:szCs w:val="21"/>
+          <w:lang w:eastAsia="en-IN"/>
+        </w:rPr>
+        <w:t>print</w:t>
+      </w:r>
+      <w:r>
+        <w:rPr>
+          <w:rFonts w:ascii="Courier New" w:eastAsia="Times New Roman" w:hAnsi="Courier New" w:cs="Courier New"/>
+          <w:color w:val="DCDCDC"/>
+          <w:sz w:val="21"/>
+          <w:szCs w:val="21"/>
+          <w:lang w:eastAsia="en-IN"/>
+        </w:rPr>
+        <w:t>(</w:t>
+      </w:r>
+      <w:proofErr w:type="gramEnd"/>
+      <w:r>
+        <w:rPr>
+          <w:rFonts w:ascii="Courier New" w:eastAsia="Times New Roman" w:hAnsi="Courier New" w:cs="Courier New"/>
+          <w:color w:val="69A5D7"/>
+          <w:sz w:val="21"/>
+          <w:szCs w:val="21"/>
+          <w:lang w:eastAsia="en-IN"/>
+        </w:rPr>
+        <w:t>f</w:t>
+      </w:r>
+      <w:r>
+        <w:rPr>
+          <w:rFonts w:ascii="Courier New" w:eastAsia="Times New Roman" w:hAnsi="Courier New" w:cs="Courier New"/>
+          <w:color w:val="CE9178"/>
+          <w:sz w:val="21"/>
+          <w:szCs w:val="21"/>
+          <w:lang w:eastAsia="en-IN"/>
+        </w:rPr>
+        <w:t xml:space="preserve">"\n[Step </w:t>
+      </w:r>
+      <w:r>
+        <w:rPr>
+          <w:rFonts w:ascii="Courier New" w:eastAsia="Times New Roman" w:hAnsi="Courier New" w:cs="Courier New"/>
+          <w:color w:val="DCDCDC"/>
+          <w:sz w:val="21"/>
+          <w:szCs w:val="21"/>
+          <w:lang w:eastAsia="en-IN"/>
+        </w:rPr>
+        <w:t>{</w:t>
+      </w:r>
+      <w:r>
+        <w:rPr>
+          <w:rFonts w:ascii="Courier New" w:eastAsia="Times New Roman" w:hAnsi="Courier New" w:cs="Courier New"/>
+          <w:color w:val="D4D4D4"/>
+          <w:sz w:val="21"/>
+          <w:szCs w:val="21"/>
+          <w:lang w:eastAsia="en-IN"/>
+        </w:rPr>
+        <w:t>i+</w:t>
+      </w:r>
+      <w:r>
+        <w:rPr>
+          <w:rFonts w:ascii="Courier New" w:eastAsia="Times New Roman" w:hAnsi="Courier New" w:cs="Courier New"/>
+          <w:color w:val="B5CEA8"/>
+          <w:sz w:val="21"/>
+          <w:szCs w:val="21"/>
+          <w:lang w:eastAsia="en-IN"/>
+        </w:rPr>
+        <w:t>1</w:t>
+      </w:r>
+      <w:r>
+        <w:rPr>
+          <w:rFonts w:ascii="Courier New" w:eastAsia="Times New Roman" w:hAnsi="Courier New" w:cs="Courier New"/>
+          <w:color w:val="DCDCDC"/>
+          <w:sz w:val="21"/>
+          <w:szCs w:val="21"/>
+          <w:lang w:eastAsia="en-IN"/>
+        </w:rPr>
+        <w:t>}</w:t>
+      </w:r>
+      <w:r>
+        <w:rPr>
+          <w:rFonts w:ascii="Courier New" w:eastAsia="Times New Roman" w:hAnsi="Courier New" w:cs="Courier New"/>
+          <w:color w:val="CE9178"/>
+          <w:sz w:val="21"/>
+          <w:szCs w:val="21"/>
+          <w:lang w:eastAsia="en-IN"/>
+        </w:rPr>
+        <w:t xml:space="preserve">] Vacuum is in Room </w:t>
+      </w:r>
+      <w:r>
+        <w:rPr>
+          <w:rFonts w:ascii="Courier New" w:eastAsia="Times New Roman" w:hAnsi="Courier New" w:cs="Courier New"/>
+          <w:color w:val="DCDCDC"/>
+          <w:sz w:val="21"/>
+          <w:szCs w:val="21"/>
+          <w:lang w:eastAsia="en-IN"/>
+        </w:rPr>
+        <w:t>{</w:t>
+      </w:r>
+      <w:proofErr w:type="spellStart"/>
+      <w:r>
+        <w:rPr>
+          <w:rFonts w:ascii="Courier New" w:eastAsia="Times New Roman" w:hAnsi="Courier New" w:cs="Courier New"/>
+          <w:color w:val="D4D4D4"/>
+          <w:sz w:val="21"/>
+          <w:szCs w:val="21"/>
+          <w:lang w:eastAsia="en-IN"/>
+        </w:rPr>
+        <w:t>current_room_label</w:t>
+      </w:r>
+      <w:proofErr w:type="spellEnd"/>
+      <w:r>
+        <w:rPr>
+          <w:rFonts w:ascii="Courier New" w:eastAsia="Times New Roman" w:hAnsi="Courier New" w:cs="Courier New"/>
+          <w:color w:val="DCDCDC"/>
+          <w:sz w:val="21"/>
+          <w:szCs w:val="21"/>
+          <w:lang w:eastAsia="en-IN"/>
+        </w:rPr>
+        <w:t>}</w:t>
+      </w:r>
+      <w:r>
+        <w:rPr>
+          <w:rFonts w:ascii="Courier New" w:eastAsia="Times New Roman" w:hAnsi="Courier New" w:cs="Courier New"/>
+          <w:color w:val="CE9178"/>
+          <w:sz w:val="21"/>
+          <w:szCs w:val="21"/>
+          <w:lang w:eastAsia="en-IN"/>
+        </w:rPr>
+        <w:t>"</w:t>
+      </w:r>
+      <w:r>
+        <w:rPr>
+          <w:rFonts w:ascii="Courier New" w:eastAsia="Times New Roman" w:hAnsi="Courier New" w:cs="Courier New"/>
+          <w:color w:val="DCDCDC"/>
+          <w:sz w:val="21"/>
+          <w:szCs w:val="21"/>
+          <w:lang w:eastAsia="en-IN"/>
+        </w:rPr>
+        <w:t>)</w:t>
+      </w:r>
+    </w:p>
+    <w:p>
+      <w:pPr>
+        <w:shd w:val="clear" w:color="auto" w:fill="282A2C"/>
+        <w:spacing w:after="0" w:line="285" w:lineRule="atLeast"/>
+        <w:rPr>
+          <w:rFonts w:ascii="Courier New" w:eastAsia="Times New Roman" w:hAnsi="Courier New" w:cs="Courier New"/>
+          <w:color w:val="D4D4D4"/>
+          <w:sz w:val="21"/>
+          <w:szCs w:val="21"/>
+          <w:lang w:eastAsia="en-IN"/>
+        </w:rPr>
+      </w:pPr>
+      <w:r>
+        <w:rPr>
+          <w:rFonts w:ascii="Courier New" w:eastAsia="Times New Roman" w:hAnsi="Courier New" w:cs="Courier New"/>
+          <w:color w:val="D4D4D4"/>
+          <w:sz w:val="21"/>
+          <w:szCs w:val="21"/>
+          <w:lang w:eastAsia="en-IN"/>
+        </w:rPr>
+        <w:t xml:space="preserve">    </w:t>
+      </w:r>
+    </w:p>
+    <w:p>
+      <w:pPr>
+        <w:shd w:val="clear" w:color="auto" w:fill="282A2C"/>
+        <w:spacing w:after="0" w:line="285" w:lineRule="atLeast"/>
+        <w:rPr>
+          <w:rFonts w:ascii="Courier New" w:eastAsia="Times New Roman" w:hAnsi="Courier New" w:cs="Courier New"/>
+          <w:color w:val="D4D4D4"/>
+          <w:sz w:val="21"/>
+          <w:szCs w:val="21"/>
+          <w:lang w:eastAsia="en-IN"/>
+        </w:rPr>
+      </w:pPr>
+      <w:r>
+        <w:rPr>
+          <w:rFonts w:ascii="Courier New" w:eastAsia="Times New Roman" w:hAnsi="Courier New" w:cs="Courier New"/>
+          <w:color w:val="D4D4D4"/>
+          <w:sz w:val="21"/>
+          <w:szCs w:val="21"/>
+          <w:lang w:eastAsia="en-IN"/>
+        </w:rPr>
+        <w:t xml:space="preserve">    </w:t>
+      </w:r>
+    </w:p>
+    <w:p>
+      <w:pPr>
+        <w:shd w:val="clear" w:color="auto" w:fill="282A2C"/>
+        <w:spacing w:after="0" w:line="285" w:lineRule="atLeast"/>
+        <w:rPr>
+          <w:rFonts w:ascii="Courier New" w:eastAsia="Times New Roman" w:hAnsi="Courier New" w:cs="Courier New"/>
+          <w:color w:val="D4D4D4"/>
+          <w:sz w:val="21"/>
+          <w:szCs w:val="21"/>
+          <w:lang w:eastAsia="en-IN"/>
+        </w:rPr>
+      </w:pPr>
+      <w:r>
+        <w:rPr>
+          <w:rFonts w:ascii="Courier New" w:eastAsia="Times New Roman" w:hAnsi="Courier New" w:cs="Courier New"/>
+          <w:color w:val="D4D4D4"/>
+          <w:sz w:val="21"/>
+          <w:szCs w:val="21"/>
+          <w:lang w:eastAsia="en-IN"/>
+        </w:rPr>
+        <w:t xml:space="preserve">    </w:t>
+      </w:r>
+      <w:r>
+        <w:rPr>
+          <w:rFonts w:ascii="Courier New" w:eastAsia="Times New Roman" w:hAnsi="Courier New" w:cs="Courier New"/>
+          <w:color w:val="C99CC6"/>
+          <w:sz w:val="21"/>
+          <w:szCs w:val="21"/>
+          <w:lang w:eastAsia="en-IN"/>
+        </w:rPr>
+        <w:t>if</w:t>
+      </w:r>
+      <w:r>
+        <w:rPr>
+          <w:rFonts w:ascii="Courier New" w:eastAsia="Times New Roman" w:hAnsi="Courier New" w:cs="Courier New"/>
+          <w:color w:val="D4D4D4"/>
+          <w:sz w:val="21"/>
+          <w:szCs w:val="21"/>
+          <w:lang w:eastAsia="en-IN"/>
+        </w:rPr>
+        <w:t xml:space="preserve"> </w:t>
+      </w:r>
+      <w:proofErr w:type="spellStart"/>
+      <w:r>
+        <w:rPr>
+          <w:rFonts w:ascii="Courier New" w:eastAsia="Times New Roman" w:hAnsi="Courier New" w:cs="Courier New"/>
+          <w:color w:val="D4D4D4"/>
+          <w:sz w:val="21"/>
+          <w:szCs w:val="21"/>
+          <w:lang w:eastAsia="en-IN"/>
+        </w:rPr>
+        <w:t>current_status</w:t>
+      </w:r>
+      <w:proofErr w:type="spellEnd"/>
+      <w:r>
+        <w:rPr>
+          <w:rFonts w:ascii="Courier New" w:eastAsia="Times New Roman" w:hAnsi="Courier New" w:cs="Courier New"/>
+          <w:color w:val="D4D4D4"/>
+          <w:sz w:val="21"/>
+          <w:szCs w:val="21"/>
+          <w:lang w:eastAsia="en-IN"/>
+        </w:rPr>
+        <w:t xml:space="preserve"> == </w:t>
+      </w:r>
+      <w:r>
+        <w:rPr>
+          <w:rFonts w:ascii="Courier New" w:eastAsia="Times New Roman" w:hAnsi="Courier New" w:cs="Courier New"/>
+          <w:color w:val="CE9178"/>
+          <w:sz w:val="21"/>
+          <w:szCs w:val="21"/>
+          <w:lang w:eastAsia="en-IN"/>
+        </w:rPr>
+        <w:t>"d"</w:t>
+      </w:r>
+      <w:r>
+        <w:rPr>
+          <w:rFonts w:ascii="Courier New" w:eastAsia="Times New Roman" w:hAnsi="Courier New" w:cs="Courier New"/>
+          <w:color w:val="DCDCDC"/>
+          <w:sz w:val="21"/>
+          <w:szCs w:val="21"/>
+          <w:lang w:eastAsia="en-IN"/>
+        </w:rPr>
+        <w:t>:</w:t>
+      </w:r>
+    </w:p>
+    <w:p>
+      <w:pPr>
+        <w:shd w:val="clear" w:color="auto" w:fill="282A2C"/>
+        <w:spacing w:after="0" w:line="285" w:lineRule="atLeast"/>
+        <w:rPr>
+          <w:rFonts w:ascii="Courier New" w:eastAsia="Times New Roman" w:hAnsi="Courier New" w:cs="Courier New"/>
+          <w:color w:val="D4D4D4"/>
+          <w:sz w:val="21"/>
+          <w:szCs w:val="21"/>
+          <w:lang w:eastAsia="en-IN"/>
+        </w:rPr>
+      </w:pPr>
+      <w:r>
+        <w:rPr>
+          <w:rFonts w:ascii="Courier New" w:eastAsia="Times New Roman" w:hAnsi="Courier New" w:cs="Courier New"/>
+          <w:color w:val="D4D4D4"/>
+          <w:sz w:val="21"/>
+          <w:szCs w:val="21"/>
+          <w:lang w:eastAsia="en-IN"/>
+        </w:rPr>
+        <w:t xml:space="preserve">        </w:t>
+      </w:r>
+      <w:proofErr w:type="gramStart"/>
+      <w:r>
+        <w:rPr>
+          <w:rFonts w:ascii="Courier New" w:eastAsia="Times New Roman" w:hAnsi="Courier New" w:cs="Courier New"/>
+          <w:color w:val="DCDCAA"/>
+          <w:sz w:val="21"/>
+          <w:szCs w:val="21"/>
+          <w:lang w:eastAsia="en-IN"/>
+        </w:rPr>
+        <w:t>print</w:t>
+      </w:r>
+      <w:r>
+        <w:rPr>
+          <w:rFonts w:ascii="Courier New" w:eastAsia="Times New Roman" w:hAnsi="Courier New" w:cs="Courier New"/>
+          <w:color w:val="DCDCDC"/>
+          <w:sz w:val="21"/>
+          <w:szCs w:val="21"/>
+          <w:lang w:eastAsia="en-IN"/>
+        </w:rPr>
+        <w:t>(</w:t>
+      </w:r>
+      <w:proofErr w:type="spellStart"/>
+      <w:proofErr w:type="gramEnd"/>
+      <w:r>
+        <w:rPr>
+          <w:rFonts w:ascii="Courier New" w:eastAsia="Times New Roman" w:hAnsi="Courier New" w:cs="Courier New"/>
+          <w:color w:val="69A5D7"/>
+          <w:sz w:val="21"/>
+          <w:szCs w:val="21"/>
+          <w:lang w:eastAsia="en-IN"/>
+        </w:rPr>
+        <w:t>f</w:t>
+      </w:r>
+      <w:r>
+        <w:rPr>
+          <w:rFonts w:ascii="Courier New" w:eastAsia="Times New Roman" w:hAnsi="Courier New" w:cs="Courier New"/>
+          <w:color w:val="CE9178"/>
+          <w:sz w:val="21"/>
+          <w:szCs w:val="21"/>
+          <w:lang w:eastAsia="en-IN"/>
+        </w:rPr>
+        <w:t>"Action</w:t>
+      </w:r>
+      <w:proofErr w:type="spellEnd"/>
+      <w:r>
+        <w:rPr>
+          <w:rFonts w:ascii="Courier New" w:eastAsia="Times New Roman" w:hAnsi="Courier New" w:cs="Courier New"/>
+          <w:color w:val="CE9178"/>
+          <w:sz w:val="21"/>
+          <w:szCs w:val="21"/>
+          <w:lang w:eastAsia="en-IN"/>
+        </w:rPr>
+        <w:t xml:space="preserve">: Perceived DIRTY -&gt; CLEANING Room </w:t>
+      </w:r>
+      <w:r>
+        <w:rPr>
+          <w:rFonts w:ascii="Courier New" w:eastAsia="Times New Roman" w:hAnsi="Courier New" w:cs="Courier New"/>
+          <w:color w:val="DCDCDC"/>
+          <w:sz w:val="21"/>
+          <w:szCs w:val="21"/>
+          <w:lang w:eastAsia="en-IN"/>
+        </w:rPr>
+        <w:t>{</w:t>
+      </w:r>
+      <w:proofErr w:type="spellStart"/>
+      <w:r>
+        <w:rPr>
+          <w:rFonts w:ascii="Courier New" w:eastAsia="Times New Roman" w:hAnsi="Courier New" w:cs="Courier New"/>
+          <w:color w:val="D4D4D4"/>
+          <w:sz w:val="21"/>
+          <w:szCs w:val="21"/>
+          <w:lang w:eastAsia="en-IN"/>
+        </w:rPr>
+        <w:t>current_room_label</w:t>
+      </w:r>
+      <w:proofErr w:type="spellEnd"/>
+      <w:r>
+        <w:rPr>
+          <w:rFonts w:ascii="Courier New" w:eastAsia="Times New Roman" w:hAnsi="Courier New" w:cs="Courier New"/>
+          <w:color w:val="DCDCDC"/>
+          <w:sz w:val="21"/>
+          <w:szCs w:val="21"/>
+          <w:lang w:eastAsia="en-IN"/>
+        </w:rPr>
+        <w:t>}</w:t>
+      </w:r>
+      <w:r>
+        <w:rPr>
+          <w:rFonts w:ascii="Courier New" w:eastAsia="Times New Roman" w:hAnsi="Courier New" w:cs="Courier New"/>
+          <w:color w:val="CE9178"/>
+          <w:sz w:val="21"/>
+          <w:szCs w:val="21"/>
+          <w:lang w:eastAsia="en-IN"/>
+        </w:rPr>
+        <w:t>"</w:t>
+      </w:r>
+      <w:r>
+        <w:rPr>
+          <w:rFonts w:ascii="Courier New" w:eastAsia="Times New Roman" w:hAnsi="Courier New" w:cs="Courier New"/>
+          <w:color w:val="DCDCDC"/>
+          <w:sz w:val="21"/>
+          <w:szCs w:val="21"/>
+          <w:lang w:eastAsia="en-IN"/>
+        </w:rPr>
+        <w:t>)</w:t>
+      </w:r>
+    </w:p>
+    <w:p>
+      <w:pPr>
+        <w:shd w:val="clear" w:color="auto" w:fill="282A2C"/>
+        <w:spacing w:after="0" w:line="285" w:lineRule="atLeast"/>
+        <w:rPr>
+          <w:rFonts w:ascii="Courier New" w:eastAsia="Times New Roman" w:hAnsi="Courier New" w:cs="Courier New"/>
+          <w:color w:val="D4D4D4"/>
+          <w:sz w:val="21"/>
+          <w:szCs w:val="21"/>
+          <w:lang w:eastAsia="en-IN"/>
+        </w:rPr>
+      </w:pPr>
+      <w:r>
+        <w:rPr>
+          <w:rFonts w:ascii="Courier New" w:eastAsia="Times New Roman" w:hAnsi="Courier New" w:cs="Courier New"/>
+          <w:color w:val="D4D4D4"/>
+          <w:sz w:val="21"/>
+          <w:szCs w:val="21"/>
+          <w:lang w:eastAsia="en-IN"/>
+        </w:rPr>
+        <w:t>        rooms</w:t>
+      </w:r>
+      <w:r>
+        <w:rPr>
+          <w:rFonts w:ascii="Courier New" w:eastAsia="Times New Roman" w:hAnsi="Courier New" w:cs="Courier New"/>
+          <w:color w:val="DCDCDC"/>
+          <w:sz w:val="21"/>
+          <w:szCs w:val="21"/>
+          <w:lang w:eastAsia="en-IN"/>
+        </w:rPr>
+        <w:t>[</w:t>
+      </w:r>
+      <w:r>
+        <w:rPr>
+          <w:rFonts w:ascii="Courier New" w:eastAsia="Times New Roman" w:hAnsi="Courier New" w:cs="Courier New"/>
+          <w:color w:val="D4D4D4"/>
+          <w:sz w:val="21"/>
+          <w:szCs w:val="21"/>
+          <w:lang w:eastAsia="en-IN"/>
+        </w:rPr>
+        <w:t>vacuum</w:t>
+      </w:r>
+      <w:r>
+        <w:rPr>
+          <w:rFonts w:ascii="Courier New" w:eastAsia="Times New Roman" w:hAnsi="Courier New" w:cs="Courier New"/>
+          <w:color w:val="DCDCDC"/>
+          <w:sz w:val="21"/>
+          <w:szCs w:val="21"/>
+          <w:lang w:eastAsia="en-IN"/>
+        </w:rPr>
+        <w:t>]</w:t>
+      </w:r>
+      <w:r>
+        <w:rPr>
+          <w:rFonts w:ascii="Courier New" w:eastAsia="Times New Roman" w:hAnsi="Courier New" w:cs="Courier New"/>
+          <w:color w:val="D4D4D4"/>
+          <w:sz w:val="21"/>
+          <w:szCs w:val="21"/>
+          <w:lang w:eastAsia="en-IN"/>
+        </w:rPr>
+        <w:t xml:space="preserve"> = </w:t>
+      </w:r>
+      <w:r>
+        <w:rPr>
+          <w:rFonts w:ascii="Courier New" w:eastAsia="Times New Roman" w:hAnsi="Courier New" w:cs="Courier New"/>
+          <w:color w:val="CE9178"/>
+          <w:sz w:val="21"/>
+          <w:szCs w:val="21"/>
+          <w:lang w:eastAsia="en-IN"/>
+        </w:rPr>
+        <w:t>"c"</w:t>
+      </w:r>
+    </w:p>
+    <w:p>
+      <w:pPr>
+        <w:shd w:val="clear" w:color="auto" w:fill="282A2C"/>
+        <w:spacing w:after="0" w:line="285" w:lineRule="atLeast"/>
+        <w:rPr>
+          <w:rFonts w:ascii="Courier New" w:eastAsia="Times New Roman" w:hAnsi="Courier New" w:cs="Courier New"/>
+          <w:color w:val="D4D4D4"/>
+          <w:sz w:val="21"/>
+          <w:szCs w:val="21"/>
+          <w:lang w:eastAsia="en-IN"/>
+        </w:rPr>
+      </w:pPr>
+      <w:r>
+        <w:rPr>
+          <w:rFonts w:ascii="Courier New" w:eastAsia="Times New Roman" w:hAnsi="Courier New" w:cs="Courier New"/>
+          <w:color w:val="D4D4D4"/>
+          <w:sz w:val="21"/>
+          <w:szCs w:val="21"/>
+          <w:lang w:eastAsia="en-IN"/>
+        </w:rPr>
+        <w:t xml:space="preserve">    </w:t>
+      </w:r>
+      <w:r>
+        <w:rPr>
+          <w:rFonts w:ascii="Courier New" w:eastAsia="Times New Roman" w:hAnsi="Courier New" w:cs="Courier New"/>
+          <w:color w:val="C99CC6"/>
+          <w:sz w:val="21"/>
+          <w:szCs w:val="21"/>
+          <w:lang w:eastAsia="en-IN"/>
+        </w:rPr>
+        <w:t>else</w:t>
+      </w:r>
+      <w:r>
+        <w:rPr>
+          <w:rFonts w:ascii="Courier New" w:eastAsia="Times New Roman" w:hAnsi="Courier New" w:cs="Courier New"/>
+          <w:color w:val="DCDCDC"/>
+          <w:sz w:val="21"/>
+          <w:szCs w:val="21"/>
+          <w:lang w:eastAsia="en-IN"/>
+        </w:rPr>
+        <w:t>:</w:t>
+      </w:r>
+    </w:p>
+    <w:p>
+      <w:pPr>
+        <w:shd w:val="clear" w:color="auto" w:fill="282A2C"/>
+        <w:spacing w:after="0" w:line="285" w:lineRule="atLeast"/>
+        <w:rPr>
+          <w:rFonts w:ascii="Courier New" w:eastAsia="Times New Roman" w:hAnsi="Courier New" w:cs="Courier New"/>
+          <w:color w:val="D4D4D4"/>
+          <w:sz w:val="21"/>
+          <w:szCs w:val="21"/>
+          <w:lang w:eastAsia="en-IN"/>
+        </w:rPr>
+      </w:pPr>
+      <w:r>
+        <w:rPr>
+          <w:rFonts w:ascii="Courier New" w:eastAsia="Times New Roman" w:hAnsi="Courier New" w:cs="Courier New"/>
+          <w:color w:val="D4D4D4"/>
+          <w:sz w:val="21"/>
+          <w:szCs w:val="21"/>
+          <w:lang w:eastAsia="en-IN"/>
+        </w:rPr>
+        <w:t xml:space="preserve">        </w:t>
+      </w:r>
+      <w:proofErr w:type="gramStart"/>
+      <w:r>
+        <w:rPr>
+          <w:rFonts w:ascii="Courier New" w:eastAsia="Times New Roman" w:hAnsi="Courier New" w:cs="Courier New"/>
+          <w:color w:val="DCDCAA"/>
+          <w:sz w:val="21"/>
+          <w:szCs w:val="21"/>
+          <w:lang w:eastAsia="en-IN"/>
+        </w:rPr>
+        <w:t>print</w:t>
+      </w:r>
+      <w:r>
+        <w:rPr>
+          <w:rFonts w:ascii="Courier New" w:eastAsia="Times New Roman" w:hAnsi="Courier New" w:cs="Courier New"/>
+          <w:color w:val="DCDCDC"/>
+          <w:sz w:val="21"/>
+          <w:szCs w:val="21"/>
+          <w:lang w:eastAsia="en-IN"/>
+        </w:rPr>
+        <w:t>(</w:t>
+      </w:r>
+      <w:proofErr w:type="spellStart"/>
+      <w:proofErr w:type="gramEnd"/>
+      <w:r>
+        <w:rPr>
+          <w:rFonts w:ascii="Courier New" w:eastAsia="Times New Roman" w:hAnsi="Courier New" w:cs="Courier New"/>
+          <w:color w:val="69A5D7"/>
+          <w:sz w:val="21"/>
+          <w:szCs w:val="21"/>
+          <w:lang w:eastAsia="en-IN"/>
+        </w:rPr>
+        <w:t>f</w:t>
+      </w:r>
+      <w:r>
+        <w:rPr>
+          <w:rFonts w:ascii="Courier New" w:eastAsia="Times New Roman" w:hAnsi="Courier New" w:cs="Courier New"/>
+          <w:color w:val="CE9178"/>
+          <w:sz w:val="21"/>
+          <w:szCs w:val="21"/>
+          <w:lang w:eastAsia="en-IN"/>
+        </w:rPr>
+        <w:t>"Action</w:t>
+      </w:r>
+      <w:proofErr w:type="spellEnd"/>
+      <w:r>
+        <w:rPr>
+          <w:rFonts w:ascii="Courier New" w:eastAsia="Times New Roman" w:hAnsi="Courier New" w:cs="Courier New"/>
+          <w:color w:val="CE9178"/>
+          <w:sz w:val="21"/>
+          <w:szCs w:val="21"/>
+          <w:lang w:eastAsia="en-IN"/>
+        </w:rPr>
+        <w:t>: Perceived CLEAN -&gt; MOVING to next room"</w:t>
+      </w:r>
+      <w:r>
+        <w:rPr>
+          <w:rFonts w:ascii="Courier New" w:eastAsia="Times New Roman" w:hAnsi="Courier New" w:cs="Courier New"/>
+          <w:color w:val="DCDCDC"/>
+          <w:sz w:val="21"/>
+          <w:szCs w:val="21"/>
+          <w:lang w:eastAsia="en-IN"/>
+        </w:rPr>
+        <w:t>)</w:t>
+      </w:r>
+    </w:p>
+    <w:p>
+      <w:pPr>
+        <w:shd w:val="clear" w:color="auto" w:fill="282A2C"/>
+        <w:spacing w:after="0" w:line="285" w:lineRule="atLeast"/>
+        <w:rPr>
+          <w:rFonts w:ascii="Courier New" w:eastAsia="Times New Roman" w:hAnsi="Courier New" w:cs="Courier New"/>
+          <w:color w:val="D4D4D4"/>
+          <w:sz w:val="21"/>
+          <w:szCs w:val="21"/>
+          <w:lang w:eastAsia="en-IN"/>
+        </w:rPr>
+      </w:pPr>
+      <w:r>
+        <w:rPr>
+          <w:rFonts w:ascii="Courier New" w:eastAsia="Times New Roman" w:hAnsi="Courier New" w:cs="Courier New"/>
+          <w:color w:val="D4D4D4"/>
+          <w:sz w:val="21"/>
+          <w:szCs w:val="21"/>
+          <w:lang w:eastAsia="en-IN"/>
+        </w:rPr>
+        <w:t xml:space="preserve">        vacuum = </w:t>
+      </w:r>
+      <w:r>
+        <w:rPr>
+          <w:rFonts w:ascii="Courier New" w:eastAsia="Times New Roman" w:hAnsi="Courier New" w:cs="Courier New"/>
+          <w:color w:val="DCDCDC"/>
+          <w:sz w:val="21"/>
+          <w:szCs w:val="21"/>
+          <w:lang w:eastAsia="en-IN"/>
+        </w:rPr>
+        <w:t>(</w:t>
+      </w:r>
+      <w:r>
+        <w:rPr>
+          <w:rFonts w:ascii="Courier New" w:eastAsia="Times New Roman" w:hAnsi="Courier New" w:cs="Courier New"/>
+          <w:color w:val="D4D4D4"/>
+          <w:sz w:val="21"/>
+          <w:szCs w:val="21"/>
+          <w:lang w:eastAsia="en-IN"/>
+        </w:rPr>
+        <w:t xml:space="preserve">vacuum + </w:t>
+      </w:r>
+      <w:r>
+        <w:rPr>
+          <w:rFonts w:ascii="Courier New" w:eastAsia="Times New Roman" w:hAnsi="Courier New" w:cs="Courier New"/>
+          <w:color w:val="B5CEA8"/>
+          <w:sz w:val="21"/>
+          <w:szCs w:val="21"/>
+          <w:lang w:eastAsia="en-IN"/>
+        </w:rPr>
+        <w:t>1</w:t>
+      </w:r>
+      <w:r>
+        <w:rPr>
+          <w:rFonts w:ascii="Courier New" w:eastAsia="Times New Roman" w:hAnsi="Courier New" w:cs="Courier New"/>
+          <w:color w:val="DCDCDC"/>
+          <w:sz w:val="21"/>
+          <w:szCs w:val="21"/>
+          <w:lang w:eastAsia="en-IN"/>
+        </w:rPr>
+        <w:t>)</w:t>
+      </w:r>
+      <w:r>
+        <w:rPr>
+          <w:rFonts w:ascii="Courier New" w:eastAsia="Times New Roman" w:hAnsi="Courier New" w:cs="Courier New"/>
+          <w:color w:val="D4D4D4"/>
+          <w:sz w:val="21"/>
+          <w:szCs w:val="21"/>
+          <w:lang w:eastAsia="en-IN"/>
+        </w:rPr>
+        <w:t xml:space="preserve"> % </w:t>
+      </w:r>
+      <w:proofErr w:type="spellStart"/>
+      <w:r>
+        <w:rPr>
+          <w:rFonts w:ascii="Courier New" w:eastAsia="Times New Roman" w:hAnsi="Courier New" w:cs="Courier New"/>
+          <w:color w:val="DCDCAA"/>
+          <w:sz w:val="21"/>
+          <w:szCs w:val="21"/>
+          <w:lang w:eastAsia="en-IN"/>
+        </w:rPr>
+        <w:t>len</w:t>
+      </w:r>
+      <w:proofErr w:type="spellEnd"/>
+      <w:r>
+        <w:rPr>
+          <w:rFonts w:ascii="Courier New" w:eastAsia="Times New Roman" w:hAnsi="Courier New" w:cs="Courier New"/>
+          <w:color w:val="DCDCDC"/>
+          <w:sz w:val="21"/>
+          <w:szCs w:val="21"/>
+          <w:lang w:eastAsia="en-IN"/>
+        </w:rPr>
+        <w:t>(</w:t>
+      </w:r>
+      <w:r>
+        <w:rPr>
+          <w:rFonts w:ascii="Courier New" w:eastAsia="Times New Roman" w:hAnsi="Courier New" w:cs="Courier New"/>
+          <w:color w:val="D4D4D4"/>
+          <w:sz w:val="21"/>
+          <w:szCs w:val="21"/>
+          <w:lang w:eastAsia="en-IN"/>
+        </w:rPr>
+        <w:t>rooms</w:t>
+      </w:r>
+      <w:r>
+        <w:rPr>
+          <w:rFonts w:ascii="Courier New" w:eastAsia="Times New Roman" w:hAnsi="Courier New" w:cs="Courier New"/>
+          <w:color w:val="DCDCDC"/>
+          <w:sz w:val="21"/>
+          <w:szCs w:val="21"/>
+          <w:lang w:eastAsia="en-IN"/>
+        </w:rPr>
+        <w:t>)</w:t>
+      </w:r>
+    </w:p>
+    <w:p>
+      <w:pPr>
+        <w:ind w:left="360"/>
+        <w:rPr>
+          <w:lang w:val="en-US"/>
+        </w:rPr>
+      </w:pPr>
+    </w:p>
+    <w:p>
+      <w:pPr>
+        <w:ind w:left="360"/>
+        <w:rPr>
+          <w:lang w:val="en-US"/>
+        </w:rPr>
+      </w:pPr>
+      <w:r>
+        <w:rPr>
+          <w:lang w:val="en-US"/>
+        </w:rPr>
+        <w:t>OUTPUT:</w:t>
+      </w:r>
+    </w:p>
+    <w:p>
+      <w:pPr>
+        <w:pStyle w:val="HTMLPreformatted"/>
+      </w:pPr>
+      <w:r>
+        <w:t>ROOM_A enter clean/dirty (c/d): d</w:t>
+      </w:r>
+    </w:p>
+    <w:p>
+      <w:pPr>
+        <w:pStyle w:val="HTMLPreformatted"/>
+      </w:pPr>
+      <w:r>
+        <w:t>ROOM_B enter clean/dirty (c/d): d</w:t>
+      </w:r>
+    </w:p>
+    <w:p>
+      <w:pPr>
+        <w:pStyle w:val="HTMLPreformatted"/>
+      </w:pPr>
+      <w:r>
+        <w:t>Enter initial position of vacuum cleaner(1-</w:t>
+      </w:r>
+      <w:proofErr w:type="gramStart"/>
+      <w:r>
+        <w:t>A)(</w:t>
+      </w:r>
+      <w:proofErr w:type="gramEnd"/>
+      <w:r>
+        <w:t>2-B): 1</w:t>
+      </w:r>
+    </w:p>
+    <w:p>
+      <w:pPr>
+        <w:pStyle w:val="HTMLPreformatted"/>
+      </w:pPr>
+    </w:p>
+    <w:p>
+      <w:pPr>
+        <w:pStyle w:val="HTMLPreformatted"/>
+      </w:pPr>
+      <w:r>
+        <w:t>--- SIMPLE REFLEX AGENT STARTING ---</w:t>
+      </w:r>
+    </w:p>
+    <w:p>
+      <w:pPr>
+        <w:pStyle w:val="HTMLPreformatted"/>
+      </w:pPr>
+    </w:p>
+    <w:p>
+      <w:pPr>
+        <w:pStyle w:val="HTMLPreformatted"/>
+      </w:pPr>
+      <w:r>
+        <w:t>[Step 1] Vacuum is in Room A</w:t>
+      </w:r>
+    </w:p>
+    <w:p>
+      <w:pPr>
+        <w:pStyle w:val="HTMLPreformatted"/>
+      </w:pPr>
+      <w:r>
+        <w:t>Action: Perceived DIRTY -&gt; CLEANING Room A</w:t>
+      </w:r>
+    </w:p>
+    <w:p>
+      <w:pPr>
+        <w:pStyle w:val="HTMLPreformatted"/>
+      </w:pPr>
+    </w:p>
+    <w:p>
+      <w:pPr>
+        <w:pStyle w:val="HTMLPreformatted"/>
+      </w:pPr>
+      <w:r>
+        <w:t>[Step 2] Vacuum is in Room A</w:t>
+      </w:r>
+    </w:p>
+    <w:p>
+      <w:pPr>
+        <w:pStyle w:val="HTMLPreformatted"/>
+      </w:pPr>
+      <w:r>
+        <w:t>Action: Perceived CLEAN -&gt; MOVING to next room</w:t>
+      </w:r>
+    </w:p>
+    <w:p>
+      <w:pPr>
+        <w:pStyle w:val="HTMLPreformatted"/>
+      </w:pPr>
+    </w:p>
+    <w:p>
+      <w:pPr>
+        <w:pStyle w:val="HTMLPreformatted"/>
+      </w:pPr>
+      <w:r>
+        <w:t>[Step 3] Vacuum is in Room B</w:t>
+      </w:r>
+    </w:p>
+    <w:p>
+      <w:pPr>
+        <w:pStyle w:val="HTMLPreformatted"/>
+      </w:pPr>
+      <w:r>
+        <w:t>Action: Perceived DIRTY -&gt; CLEANING Room B</w:t>
+      </w:r>
+    </w:p>
+    <w:p>
+      <w:pPr>
+        <w:pStyle w:val="HTMLPreformatted"/>
+      </w:pPr>
+    </w:p>
+    <w:p>
+      <w:pPr>
+        <w:pStyle w:val="HTMLPreformatted"/>
+      </w:pPr>
+      <w:r>
+        <w:t>[Step 4] Vacuum is in Room B</w:t>
+      </w:r>
+    </w:p>
+    <w:p>
+      <w:pPr>
+        <w:pStyle w:val="HTMLPreformatted"/>
+      </w:pPr>
+      <w:r>
+        <w:t>Action: Perceived CLEAN -&gt; MOVING to next room</w:t>
+      </w:r>
     </w:p>
     <w:p>
       <w:pPr>
